--- a/docs/legal/01_obchodni-podminky.docx
+++ b/docs/legal/01_obchodni-podminky.docx
@@ -315,7 +315,7 @@
         </w:rPr>
       </w:pPr>
       <w:r>
-        <w:t>4.1 Výchozí režim po Pilotu: Není-li běžný provoz ukončen nejpozději poslední den 90denního Pilotu, pokračuje služba od následujícího dne automaticky v režimu platby podle skutečného počtu kvalifikovaných Profilů zájemců. Cena za kvalifikovaný Profil zájemce se řídí aktuálním Ceníkem CONIS platným pro danou službu v době jejího využití. Tento režim je vyúčtován měsíčně zpětně podle skutečného počtu Profilů za dané období.</w:t>
+        <w:t>4.1 Výchozí režim po Pilotu: Není-li běžný provoz ukončen nejpozději poslední den 30denního Pilotu, pokračuje služba od následujícího dne automaticky v režimu platby podle skutečného počtu kvalifikovaných Profilů zájemců. Cena za kvalifikovaný Profil zájemce se řídí aktuálním Ceníkem CONIS platným pro danou službu v době jejího využití. Tento režim je vyúčtován měsíčně zpětně podle skutečného počtu Profilů za dané období.</w:t>
         <w:br/>
         <w:t>4.2 Kvalifikovaný Profil zájemce: Pro účely vyúčtování se kvalifikovaným Profilem zájemce rozumí Profil vytvořený platformou CONIS a předaný Partnerovi jako obchodní výstup obsahující kontaktní údaje zájemce a jím poskytnuté informace využitelné pro navazující obchodní kontakt.</w:t>
         <w:br/>
